--- a/inputs/Traceability_SYS_TO_SRS.docx
+++ b/inputs/Traceability_SYS_TO_SRS.docx
@@ -1687,6 +1687,26 @@
             <w:tcW w:type="dxa" w:w="2880"/>
           </w:tcPr>
           <w:p/>
+          <w:p>
+            <w:r>
+              <w:t>SCU shall compute output as follows:</w:t>
+            </w:r>
+          </w:p>
+          <w:p>
+            <w:r>
+              <w:t>IF (X &gt;= 34.7deg) THEN A</w:t>
+            </w:r>
+          </w:p>
+          <w:p>
+            <w:r>
+              <w:t>ELSE IF (X &gt;= 3deg) THEN B</w:t>
+            </w:r>
+          </w:p>
+          <w:p>
+            <w:r>
+              <w:t>ELSE C</w:t>
+            </w:r>
+          </w:p>
         </w:tc>
         <w:tc>
           <w:tcPr>
@@ -1695,34 +1715,6 @@
           <w:p>
             <w:r>
               <w:t>SCU_STC_SRS_999</w:t>
-            </w:r>
-          </w:p>
-        </w:tc>
-      </w:tr>
-      <w:tr>
-        <w:tc>
-          <w:tcPr>
-            <w:tcW w:type="dxa" w:w="2880"/>
-          </w:tcPr>
-          <w:p>
-            <w:r>
-              <w:t>SCU_SYS_99</w:t>
-            </w:r>
-          </w:p>
-        </w:tc>
-        <w:tc>
-          <w:tcPr>
-            <w:tcW w:type="dxa" w:w="2880"/>
-          </w:tcPr>
-          <w:p/>
-        </w:tc>
-        <w:tc>
-          <w:tcPr>
-            <w:tcW w:type="dxa" w:w="2880"/>
-          </w:tcPr>
-          <w:p>
-            <w:r>
-              <w:t>SCU_STC_SRS_504</w:t>
             </w:r>
           </w:p>
         </w:tc>
